--- a/03_lemumu_koki/Butkevica_Lemumu_koki.docx
+++ b/03_lemumu_koki/Butkevica_Lemumu_koki.docx
@@ -4480,8 +4480,33 @@
       <w:pPr>
         <w:pStyle w:val="BodyText"/>
       </w:pPr>
-      <w:r>
-        <w:t>** Secinājums**: LMT koks dod augstāku precizitāti, taču, ja tas būtu sazarots, to būtu grūtāk interpretēt.</w:t>
+      <w:proofErr w:type="spellStart"/>
+      <w:r>
+        <w:rPr>
+          <w:b/>
+          <w:bCs/>
+        </w:rPr>
+        <w:t>Secinājums</w:t>
+      </w:r>
+      <w:proofErr w:type="spellEnd"/>
+      <w:r>
+        <w:t xml:space="preserve">: LMT </w:t>
+      </w:r>
+      <w:proofErr w:type="spellStart"/>
+      <w:r>
+        <w:t>koks</w:t>
+      </w:r>
+      <w:proofErr w:type="spellEnd"/>
+      <w:r>
+        <w:t xml:space="preserve"> </w:t>
+      </w:r>
+      <w:proofErr w:type="spellStart"/>
+      <w:r>
+        <w:t>dod</w:t>
+      </w:r>
+      <w:proofErr w:type="spellEnd"/>
+      <w:r>
+        <w:t xml:space="preserve"> augstāku precizitāti, taču, ja tas būtu sazarots, to būtu grūtāk interpretēt.</w:t>
       </w:r>
       <w:bookmarkEnd w:id="14"/>
     </w:p>
